--- a/01-项目实践/机械革命项目/SC-RRT小论文编写/第一版本SC-RRT算法论文修改记录/第二十六版SC-RRT，一种基于自适应非对称双椭球域约束采样的SC-RRT算法.docx
+++ b/01-项目实践/机械革命项目/SC-RRT小论文编写/第一版本SC-RRT算法论文修改记录/第二十六版SC-RRT，一种基于自适应非对称双椭球域约束采样的SC-RRT算法.docx
@@ -2286,13 +2286,13 @@
           <w:rFonts w:eastAsiaTheme="minorEastAsia"/>
           <w:lang w:eastAsia="zh-CN"/>
         </w:rPr>
-      </w:r>
-      <w:r>
-        <w:rPr>
-          <w:rFonts w:eastAsiaTheme="minorEastAsia"/>
-          <w:lang w:eastAsia="zh-CN"/>
-        </w:rPr>
         <w:instrText xml:space="preserve"> \* MERGEFORMAT </w:instrText>
+      </w:r>
+      <w:r>
+        <w:rPr>
+          <w:rFonts w:eastAsiaTheme="minorEastAsia"/>
+          <w:lang w:eastAsia="zh-CN"/>
+        </w:rPr>
       </w:r>
       <w:r>
         <w:rPr>
@@ -2918,20 +2918,13 @@
           <w:rFonts w:eastAsiaTheme="minorEastAsia"/>
           <w:lang w:eastAsia="zh-CN"/>
         </w:rPr>
-        <w:instrText xml:space="preserve"> REF _Ref224675015 \r \h </w:instrText>
-      </w:r>
-      <w:r>
-        <w:rPr>
-          <w:rFonts w:eastAsiaTheme="minorEastAsia"/>
-          <w:lang w:eastAsia="zh-CN"/>
-        </w:rPr>
-      </w:r>
-      <w:r>
-        <w:rPr>
-          <w:rFonts w:eastAsiaTheme="minorEastAsia"/>
-          <w:lang w:eastAsia="zh-CN"/>
-        </w:rPr>
-        <w:instrText xml:space="preserve"> \* MERGEFORMAT </w:instrText>
+        <w:instrText xml:space="preserve"> REF _Ref223790586 \r \h </w:instrText>
+      </w:r>
+      <w:r>
+        <w:rPr>
+          <w:rFonts w:eastAsiaTheme="minorEastAsia"/>
+          <w:lang w:eastAsia="zh-CN"/>
+        </w:rPr>
       </w:r>
       <w:r>
         <w:rPr>
@@ -2945,7 +2938,7 @@
           <w:rFonts w:eastAsiaTheme="minorEastAsia"/>
           <w:lang w:eastAsia="zh-CN"/>
         </w:rPr>
-        <w:t>[21]</w:t>
+        <w:t>[22]</w:t>
       </w:r>
       <w:r>
         <w:rPr>
@@ -5281,10 +5274,10 @@
             <v:path o:extrusionok="f" gradientshapeok="t" o:connecttype="rect"/>
             <o:lock v:ext="edit" aspectratio="t"/>
           </v:shapetype>
-          <v:shape id="_x0000_i1025" type="#_x0000_t75" style="width:17.45pt;height:17.45pt" o:ole="">
+          <v:shape id="_x0000_i1025" type="#_x0000_t75" style="width:17.35pt;height:17.35pt" o:ole="">
             <v:imagedata r:id="rId9" o:title=""/>
           </v:shape>
-          <o:OLEObject Type="Embed" ProgID="Equation.DSMT4" ShapeID="_x0000_i1025" DrawAspect="Content" ObjectID="_1835292107" r:id="rId10"/>
+          <o:OLEObject Type="Embed" ProgID="Equation.DSMT4" ShapeID="_x0000_i1025" DrawAspect="Content" ObjectID="_1835810543" r:id="rId10"/>
         </w:object>
       </w:r>
       <w:r>
@@ -5302,10 +5295,10 @@
           <w:lang w:eastAsia="zh-CN"/>
         </w:rPr>
         <w:object w:dxaOrig="340" w:dyaOrig="360" w14:anchorId="2011BD56">
-          <v:shape id="_x0000_i1026" type="#_x0000_t75" style="width:17.45pt;height:17.45pt" o:ole="">
+          <v:shape id="_x0000_i1026" type="#_x0000_t75" style="width:17.35pt;height:17.35pt" o:ole="">
             <v:imagedata r:id="rId11" o:title=""/>
           </v:shape>
-          <o:OLEObject Type="Embed" ProgID="Equation.DSMT4" ShapeID="_x0000_i1026" DrawAspect="Content" ObjectID="_1835292108" r:id="rId12"/>
+          <o:OLEObject Type="Embed" ProgID="Equation.DSMT4" ShapeID="_x0000_i1026" DrawAspect="Content" ObjectID="_1835810544" r:id="rId12"/>
         </w:object>
       </w:r>
       <w:r>
@@ -6299,10 +6292,10 @@
           <w:position w:val="-18"/>
         </w:rPr>
         <w:object w:dxaOrig="8620" w:dyaOrig="520" w14:anchorId="1EA4156F">
-          <v:shape id="_x0000_i1027" type="#_x0000_t75" style="width:362.5pt;height:22.45pt" o:ole="">
+          <v:shape id="_x0000_i1027" type="#_x0000_t75" style="width:362.35pt;height:22.35pt" o:ole="">
             <v:imagedata r:id="rId14" o:title=""/>
           </v:shape>
-          <o:OLEObject Type="Embed" ProgID="Equation.DSMT4" ShapeID="_x0000_i1027" DrawAspect="Content" ObjectID="_1835292109" r:id="rId15"/>
+          <o:OLEObject Type="Embed" ProgID="Equation.DSMT4" ShapeID="_x0000_i1027" DrawAspect="Content" ObjectID="_1835810545" r:id="rId15"/>
         </w:object>
       </w:r>
     </w:p>
@@ -6341,10 +6334,10 @@
           <w:position w:val="-10"/>
         </w:rPr>
         <w:object w:dxaOrig="220" w:dyaOrig="279" w14:anchorId="17D6F77A">
-          <v:shape id="_x0000_i1028" type="#_x0000_t75" style="width:10pt;height:12.5pt" o:ole="">
+          <v:shape id="_x0000_i1028" type="#_x0000_t75" style="width:10pt;height:12.6pt" o:ole="">
             <v:imagedata r:id="rId16" o:title=""/>
           </v:shape>
-          <o:OLEObject Type="Embed" ProgID="Equation.DSMT4" ShapeID="_x0000_i1028" DrawAspect="Content" ObjectID="_1835292110" r:id="rId17"/>
+          <o:OLEObject Type="Embed" ProgID="Equation.DSMT4" ShapeID="_x0000_i1028" DrawAspect="Content" ObjectID="_1835810546" r:id="rId17"/>
         </w:object>
       </w:r>
       <w:r>
@@ -6406,10 +6399,10 @@
           <w:position w:val="-16"/>
         </w:rPr>
         <w:object w:dxaOrig="460" w:dyaOrig="440" w14:anchorId="2CE0C6FB">
-          <v:shape id="_x0000_i1029" type="#_x0000_t75" style="width:22.45pt;height:22.45pt" o:ole="">
+          <v:shape id="_x0000_i1029" type="#_x0000_t75" style="width:22.35pt;height:22.35pt" o:ole="">
             <v:imagedata r:id="rId18" o:title=""/>
           </v:shape>
-          <o:OLEObject Type="Embed" ProgID="Equation.DSMT4" ShapeID="_x0000_i1029" DrawAspect="Content" ObjectID="_1835292111" r:id="rId19"/>
+          <o:OLEObject Type="Embed" ProgID="Equation.DSMT4" ShapeID="_x0000_i1029" DrawAspect="Content" ObjectID="_1835810547" r:id="rId19"/>
         </w:object>
       </w:r>
       <w:r>
@@ -6448,10 +6441,10 @@
           <w:position w:val="-12"/>
         </w:rPr>
         <w:object w:dxaOrig="880" w:dyaOrig="360" w14:anchorId="463E65D9">
-          <v:shape id="_x0000_i1030" type="#_x0000_t75" style="width:44.55pt;height:17.45pt" o:ole="">
+          <v:shape id="_x0000_i1030" type="#_x0000_t75" style="width:44.65pt;height:17.35pt" o:ole="">
             <v:imagedata r:id="rId20" o:title=""/>
           </v:shape>
-          <o:OLEObject Type="Embed" ProgID="Equation.DSMT4" ShapeID="_x0000_i1030" DrawAspect="Content" ObjectID="_1835292112" r:id="rId21"/>
+          <o:OLEObject Type="Embed" ProgID="Equation.DSMT4" ShapeID="_x0000_i1030" DrawAspect="Content" ObjectID="_1835810548" r:id="rId21"/>
         </w:object>
       </w:r>
       <w:r>
@@ -6541,10 +6534,10 @@
           <w:position w:val="-12"/>
         </w:rPr>
         <w:object w:dxaOrig="920" w:dyaOrig="360" w14:anchorId="62D6076D">
-          <v:shape id="_x0000_i1031" type="#_x0000_t75" style="width:47.05pt;height:17.45pt" o:ole="">
+          <v:shape id="_x0000_i1031" type="#_x0000_t75" style="width:47.05pt;height:17.35pt" o:ole="">
             <v:imagedata r:id="rId22" o:title=""/>
           </v:shape>
-          <o:OLEObject Type="Embed" ProgID="Equation.DSMT4" ShapeID="_x0000_i1031" DrawAspect="Content" ObjectID="_1835292113" r:id="rId23"/>
+          <o:OLEObject Type="Embed" ProgID="Equation.DSMT4" ShapeID="_x0000_i1031" DrawAspect="Content" ObjectID="_1835810549" r:id="rId23"/>
         </w:object>
       </w:r>
       <w:r>
@@ -8883,7 +8876,7 @@
         </w:rPr>
         <w:lastRenderedPageBreak/>
         <w:drawing>
-          <wp:inline distT="0" distB="0" distL="0" distR="0" wp14:anchorId="0281198D" wp14:editId="100007D3">
+          <wp:inline distT="0" distB="0" distL="0" distR="0" wp14:anchorId="0281198D" wp14:editId="7F5BF465">
             <wp:extent cx="5260769" cy="4128559"/>
             <wp:effectExtent l="0" t="0" r="0" b="5715"/>
             <wp:docPr id="283809215" name="图片 6" descr="图表, 散点图&#10;&#10;AI 生成的内容可能不正确。"/>
@@ -14882,7 +14875,6 @@
         <w:ind w:left="266" w:hanging="266"/>
         <w:jc w:val="left"/>
         <w:rPr>
-          <w:rFonts w:hint="eastAsia"/>
           <w:sz w:val="17"/>
         </w:rPr>
       </w:pPr>
